--- a/testakten/erbrecht-pflichtteilsergaenzung-hofuebertragung-lueneburg/02a_privates_nachlassverzeichnis_alva_rieken.docx
+++ b/testakten/erbrecht-pflichtteilsergaenzung-hofuebertragung-lueneburg/02a_privates_nachlassverzeichnis_alva_rieken.docx
@@ -875,7 +875,7 @@
         <w:color w:val="5C6569"/>
         <w:sz w:val="14"/>
       </w:rPr>
-      <w:t>Telefon 04135 882147 · alva.rieken@example.org</w:t>
+      <w:t>Telefon 04135 882147 · alva.rieken@privatpost.de</w:t>
     </w:r>
   </w:p>
   <w:p>
